--- a/README.docx
+++ b/README.docx
@@ -14,222 +14,363 @@
           <w:b/>
           <w:bCs/>
         </w:rPr>
-        <w:t>Stock Trading System</w:t>
-      </w:r>
-    </w:p>
-    <w:p>
-      <w:pPr>
-        <w:rPr>
-          <w:b/>
-          <w:bCs/>
-        </w:rPr>
-      </w:pPr>
-      <w:r>
-        <w:rPr>
-          <w:b/>
-          <w:bCs/>
-        </w:rPr>
-        <w:t>Contributors</w:t>
-      </w:r>
-    </w:p>
-    <w:p>
-      <w:pPr>
-        <w:numPr>
-          <w:ilvl w:val="0"/>
-          <w:numId w:val="1"/>
-        </w:numPr>
-      </w:pPr>
-      <w:r>
-        <w:rPr>
-          <w:b/>
-          <w:bCs/>
-        </w:rPr>
-        <w:t>Landon Johnson</w:t>
-      </w:r>
-      <w:r>
-        <w:t xml:space="preserve"> (</w:t>
-      </w:r>
-      <w:hyperlink r:id="rId5" w:history="1">
-        <w:r>
-          <w:rPr>
-            <w:rStyle w:val="Hyperlink"/>
-          </w:rPr>
-          <w:t>landonj@umich.edu</w:t>
-        </w:r>
-      </w:hyperlink>
-      <w:r>
-        <w:t>)</w:t>
-      </w:r>
-    </w:p>
-    <w:p>
-      <w:pPr>
-        <w:numPr>
-          <w:ilvl w:val="0"/>
-          <w:numId w:val="1"/>
-        </w:numPr>
-      </w:pPr>
-      <w:r>
-        <w:rPr>
-          <w:b/>
-          <w:bCs/>
-        </w:rPr>
-        <w:t>Jackson Harwick</w:t>
-      </w:r>
-      <w:r>
-        <w:t xml:space="preserve"> (</w:t>
-      </w:r>
-      <w:hyperlink r:id="rId6" w:history="1">
-        <w:r>
-          <w:rPr>
-            <w:rStyle w:val="Hyperlink"/>
-          </w:rPr>
-          <w:t>jharwick@umich.edu</w:t>
-        </w:r>
-      </w:hyperlink>
-      <w:r>
-        <w:t>)</w:t>
-      </w:r>
-    </w:p>
-    <w:p>
-      <w:r>
-        <w:pict w14:anchorId="76005C00">
-          <v:rect id="_x0000_i1025" style="width:0;height:1.5pt" o:hralign="center" o:hrstd="t" o:hr="t" fillcolor="#a0a0a0" stroked="f"/>
-        </w:pict>
-      </w:r>
-    </w:p>
-    <w:p>
-      <w:pPr>
-        <w:rPr>
-          <w:b/>
-          <w:bCs/>
-        </w:rPr>
-      </w:pPr>
-      <w:r>
-        <w:rPr>
-          <w:b/>
-          <w:bCs/>
-        </w:rPr>
-        <w:t>Introduction</w:t>
-      </w:r>
-    </w:p>
-    <w:p>
-      <w:r>
-        <w:t xml:space="preserve">This project is written in </w:t>
-      </w:r>
-      <w:r>
-        <w:rPr>
-          <w:b/>
-          <w:bCs/>
-        </w:rPr>
-        <w:t>C++</w:t>
-      </w:r>
-      <w:r>
-        <w:t xml:space="preserve"> and is designed to work on </w:t>
-      </w:r>
-      <w:r>
-        <w:rPr>
-          <w:b/>
-          <w:bCs/>
-        </w:rPr>
-        <w:t>Linux, macOS, and Windows</w:t>
-      </w:r>
-      <w:r>
-        <w:t xml:space="preserve">. It implements a stock trading system using a </w:t>
-      </w:r>
-      <w:r>
-        <w:rPr>
-          <w:b/>
-          <w:bCs/>
-        </w:rPr>
-        <w:t>client-server</w:t>
-      </w:r>
-      <w:r>
-        <w:t xml:space="preserve"> model with local </w:t>
-      </w:r>
-      <w:r>
-        <w:rPr>
-          <w:b/>
-          <w:bCs/>
-        </w:rPr>
-        <w:t>SQLite</w:t>
-      </w:r>
-      <w:r>
-        <w:t xml:space="preserve"> database integration.</w:t>
-      </w:r>
-    </w:p>
-    <w:p>
-      <w:r>
-        <w:pict w14:anchorId="06D65714">
-          <v:rect id="_x0000_i1026" style="width:0;height:1.5pt" o:hralign="center" o:hrstd="t" o:hr="t" fillcolor="#a0a0a0" stroked="f"/>
-        </w:pict>
-      </w:r>
-    </w:p>
-    <w:p>
-      <w:pPr>
-        <w:rPr>
-          <w:b/>
-          <w:bCs/>
-        </w:rPr>
-      </w:pPr>
-      <w:r>
-        <w:rPr>
-          <w:b/>
-          <w:bCs/>
-        </w:rPr>
-        <w:t>Setup Instructions</w:t>
-      </w:r>
-    </w:p>
-    <w:p>
-      <w:pPr>
-        <w:rPr>
-          <w:b/>
-          <w:bCs/>
-        </w:rPr>
-      </w:pPr>
-      <w:r>
-        <w:rPr>
-          <w:b/>
-          <w:bCs/>
-        </w:rPr>
-        <w:t>1. Clone the Repository</w:t>
-      </w:r>
-    </w:p>
-    <w:p>
-      <w:r>
+        <w:t># **Stock Trading System**</w:t>
+      </w:r>
+    </w:p>
+    <w:p>
+      <w:pPr>
+        <w:rPr>
+          <w:b/>
+          <w:bCs/>
+        </w:rPr>
+      </w:pPr>
+    </w:p>
+    <w:p>
+      <w:pPr>
+        <w:rPr>
+          <w:b/>
+          <w:bCs/>
+        </w:rPr>
+      </w:pPr>
+      <w:r>
+        <w:rPr>
+          <w:b/>
+          <w:bCs/>
+        </w:rPr>
+        <w:t>## **Contributors**</w:t>
+      </w:r>
+    </w:p>
+    <w:p>
+      <w:pPr>
+        <w:rPr>
+          <w:b/>
+          <w:bCs/>
+        </w:rPr>
+      </w:pPr>
+    </w:p>
+    <w:p>
+      <w:pPr>
+        <w:rPr>
+          <w:b/>
+          <w:bCs/>
+        </w:rPr>
+      </w:pPr>
+      <w:r>
+        <w:rPr>
+          <w:b/>
+          <w:bCs/>
+        </w:rPr>
+        <w:t>- **Landon Johnson** (landonj@umich.edu)</w:t>
+      </w:r>
+    </w:p>
+    <w:p>
+      <w:pPr>
+        <w:rPr>
+          <w:b/>
+          <w:bCs/>
+        </w:rPr>
+      </w:pPr>
+      <w:r>
+        <w:rPr>
+          <w:b/>
+          <w:bCs/>
+        </w:rPr>
+        <w:t>- **Jackson Harwick** (jharwick@umich.edu)</w:t>
+      </w:r>
+    </w:p>
+    <w:p>
+      <w:pPr>
+        <w:rPr>
+          <w:b/>
+          <w:bCs/>
+        </w:rPr>
+      </w:pPr>
+    </w:p>
+    <w:p>
+      <w:pPr>
+        <w:rPr>
+          <w:b/>
+          <w:bCs/>
+        </w:rPr>
+      </w:pPr>
+      <w:r>
+        <w:rPr>
+          <w:b/>
+          <w:bCs/>
+        </w:rPr>
+        <w:t>---</w:t>
+      </w:r>
+    </w:p>
+    <w:p>
+      <w:pPr>
+        <w:rPr>
+          <w:b/>
+          <w:bCs/>
+        </w:rPr>
+      </w:pPr>
+    </w:p>
+    <w:p>
+      <w:pPr>
+        <w:rPr>
+          <w:b/>
+          <w:bCs/>
+        </w:rPr>
+      </w:pPr>
+      <w:r>
+        <w:rPr>
+          <w:b/>
+          <w:bCs/>
+        </w:rPr>
+        <w:t>## **Introduction**</w:t>
+      </w:r>
+    </w:p>
+    <w:p>
+      <w:pPr>
+        <w:rPr>
+          <w:b/>
+          <w:bCs/>
+        </w:rPr>
+      </w:pPr>
+    </w:p>
+    <w:p>
+      <w:pPr>
+        <w:rPr>
+          <w:b/>
+          <w:bCs/>
+        </w:rPr>
+      </w:pPr>
+      <w:r>
+        <w:rPr>
+          <w:b/>
+          <w:bCs/>
+        </w:rPr>
+        <w:t>This project is written in **C++** and is designed to work on **Linux, macOS, and Windows**. It implements a stock trading system using a **client-server** model with local **SQLite** database integration.</w:t>
+      </w:r>
+    </w:p>
+    <w:p>
+      <w:pPr>
+        <w:rPr>
+          <w:b/>
+          <w:bCs/>
+        </w:rPr>
+      </w:pPr>
+    </w:p>
+    <w:p>
+      <w:pPr>
+        <w:rPr>
+          <w:b/>
+          <w:bCs/>
+        </w:rPr>
+      </w:pPr>
+      <w:r>
+        <w:rPr>
+          <w:b/>
+          <w:bCs/>
+        </w:rPr>
+        <w:t>---</w:t>
+      </w:r>
+    </w:p>
+    <w:p>
+      <w:pPr>
+        <w:rPr>
+          <w:b/>
+          <w:bCs/>
+        </w:rPr>
+      </w:pPr>
+    </w:p>
+    <w:p>
+      <w:pPr>
+        <w:rPr>
+          <w:b/>
+          <w:bCs/>
+        </w:rPr>
+      </w:pPr>
+      <w:r>
+        <w:rPr>
+          <w:b/>
+          <w:bCs/>
+        </w:rPr>
+        <w:t>## **Setup Instructions**</w:t>
+      </w:r>
+    </w:p>
+    <w:p>
+      <w:pPr>
+        <w:rPr>
+          <w:b/>
+          <w:bCs/>
+        </w:rPr>
+      </w:pPr>
+    </w:p>
+    <w:p>
+      <w:pPr>
+        <w:rPr>
+          <w:b/>
+          <w:bCs/>
+        </w:rPr>
+      </w:pPr>
+      <w:r>
+        <w:rPr>
+          <w:b/>
+          <w:bCs/>
+        </w:rPr>
+        <w:t>### **1. Clone the Repository**</w:t>
+      </w:r>
+    </w:p>
+    <w:p>
+      <w:pPr>
+        <w:rPr>
+          <w:b/>
+          <w:bCs/>
+        </w:rPr>
+      </w:pPr>
+    </w:p>
+    <w:p>
+      <w:pPr>
+        <w:rPr>
+          <w:b/>
+          <w:bCs/>
+        </w:rPr>
+      </w:pPr>
+      <w:r>
+        <w:rPr>
+          <w:b/>
+          <w:bCs/>
+        </w:rPr>
+        <w:t>```</w:t>
+      </w:r>
+      <w:proofErr w:type="spellStart"/>
+      <w:r>
+        <w:rPr>
+          <w:b/>
+          <w:bCs/>
+        </w:rPr>
+        <w:t>sh</w:t>
+      </w:r>
+      <w:proofErr w:type="spellEnd"/>
+    </w:p>
+    <w:p>
+      <w:pPr>
+        <w:rPr>
+          <w:b/>
+          <w:bCs/>
+        </w:rPr>
+      </w:pPr>
+      <w:r>
+        <w:rPr>
+          <w:b/>
+          <w:bCs/>
+        </w:rPr>
         <w:t>git clone https://github.com/Landon7676/StockTradingSystem.git</w:t>
       </w:r>
     </w:p>
     <w:p>
-      <w:r>
-        <w:t>cd StockTradingSystem</w:t>
-      </w:r>
-    </w:p>
-    <w:p>
-      <w:r>
-        <w:pict w14:anchorId="67D73D1B">
-          <v:rect id="_x0000_i1027" style="width:0;height:1.5pt" o:hralign="center" o:hrstd="t" o:hr="t" fillcolor="#a0a0a0" stroked="f"/>
-        </w:pict>
-      </w:r>
-    </w:p>
-    <w:p>
-      <w:pPr>
-        <w:rPr>
-          <w:b/>
-          <w:bCs/>
-        </w:rPr>
-      </w:pPr>
-      <w:r>
-        <w:rPr>
-          <w:b/>
-          <w:bCs/>
-        </w:rPr>
-        <w:t>2. Compile the Project</w:t>
-      </w:r>
-    </w:p>
-    <w:p>
-      <w:r>
-        <w:t xml:space="preserve">You can compile the project using </w:t>
-      </w:r>
+      <w:pPr>
+        <w:rPr>
+          <w:b/>
+          <w:bCs/>
+        </w:rPr>
+      </w:pPr>
+      <w:r>
+        <w:rPr>
+          <w:b/>
+          <w:bCs/>
+        </w:rPr>
+        <w:t xml:space="preserve">cd </w:t>
+      </w:r>
+      <w:proofErr w:type="spellStart"/>
+      <w:r>
+        <w:rPr>
+          <w:b/>
+          <w:bCs/>
+        </w:rPr>
+        <w:t>StockTradingSystem</w:t>
+      </w:r>
+      <w:proofErr w:type="spellEnd"/>
+    </w:p>
+    <w:p>
+      <w:pPr>
+        <w:rPr>
+          <w:b/>
+          <w:bCs/>
+        </w:rPr>
+      </w:pPr>
+      <w:r>
+        <w:rPr>
+          <w:b/>
+          <w:bCs/>
+        </w:rPr>
+        <w:t>```</w:t>
+      </w:r>
+    </w:p>
+    <w:p>
+      <w:pPr>
+        <w:rPr>
+          <w:b/>
+          <w:bCs/>
+        </w:rPr>
+      </w:pPr>
+    </w:p>
+    <w:p>
+      <w:pPr>
+        <w:rPr>
+          <w:b/>
+          <w:bCs/>
+        </w:rPr>
+      </w:pPr>
+      <w:r>
+        <w:rPr>
+          <w:b/>
+          <w:bCs/>
+        </w:rPr>
+        <w:t>---</w:t>
+      </w:r>
+    </w:p>
+    <w:p>
+      <w:pPr>
+        <w:rPr>
+          <w:b/>
+          <w:bCs/>
+        </w:rPr>
+      </w:pPr>
+    </w:p>
+    <w:p>
+      <w:pPr>
+        <w:rPr>
+          <w:b/>
+          <w:bCs/>
+        </w:rPr>
+      </w:pPr>
+      <w:r>
+        <w:rPr>
+          <w:b/>
+          <w:bCs/>
+        </w:rPr>
+        <w:t>### **2. Compile the Project**</w:t>
+      </w:r>
+    </w:p>
+    <w:p>
+      <w:pPr>
+        <w:rPr>
+          <w:b/>
+          <w:bCs/>
+        </w:rPr>
+      </w:pPr>
+    </w:p>
+    <w:p>
+      <w:pPr>
+        <w:rPr>
+          <w:b/>
+          <w:bCs/>
+        </w:rPr>
+      </w:pPr>
+      <w:r>
+        <w:rPr>
+          <w:b/>
+          <w:bCs/>
+        </w:rPr>
+        <w:t>You can compile the project using **</w:t>
+      </w:r>
+      <w:proofErr w:type="spellStart"/>
       <w:r>
         <w:rPr>
           <w:b/>
@@ -237,29 +378,617 @@
         </w:rPr>
         <w:t>Makefile</w:t>
       </w:r>
-      <w:r>
-        <w:t xml:space="preserve"> or manually.</w:t>
-      </w:r>
-    </w:p>
-    <w:p>
-      <w:pPr>
-        <w:rPr>
-          <w:b/>
-          <w:bCs/>
-        </w:rPr>
-      </w:pPr>
-      <w:r>
-        <w:rPr>
-          <w:b/>
-          <w:bCs/>
-        </w:rPr>
-        <w:t>Using Makefile</w:t>
-      </w:r>
-    </w:p>
-    <w:p>
-      <w:r>
-        <w:t xml:space="preserve">To compile both the </w:t>
-      </w:r>
+      <w:proofErr w:type="spellEnd"/>
+      <w:r>
+        <w:rPr>
+          <w:b/>
+          <w:bCs/>
+        </w:rPr>
+        <w:t>** or manually.</w:t>
+      </w:r>
+    </w:p>
+    <w:p>
+      <w:pPr>
+        <w:rPr>
+          <w:b/>
+          <w:bCs/>
+        </w:rPr>
+      </w:pPr>
+    </w:p>
+    <w:p>
+      <w:pPr>
+        <w:rPr>
+          <w:b/>
+          <w:bCs/>
+        </w:rPr>
+      </w:pPr>
+      <w:r>
+        <w:rPr>
+          <w:b/>
+          <w:bCs/>
+        </w:rPr>
+        <w:t xml:space="preserve">#### **Using </w:t>
+      </w:r>
+      <w:proofErr w:type="spellStart"/>
+      <w:r>
+        <w:rPr>
+          <w:b/>
+          <w:bCs/>
+        </w:rPr>
+        <w:t>Makefile</w:t>
+      </w:r>
+      <w:proofErr w:type="spellEnd"/>
+      <w:r>
+        <w:rPr>
+          <w:b/>
+          <w:bCs/>
+        </w:rPr>
+        <w:t>**</w:t>
+      </w:r>
+    </w:p>
+    <w:p>
+      <w:pPr>
+        <w:rPr>
+          <w:b/>
+          <w:bCs/>
+        </w:rPr>
+      </w:pPr>
+    </w:p>
+    <w:p>
+      <w:pPr>
+        <w:rPr>
+          <w:b/>
+          <w:bCs/>
+        </w:rPr>
+      </w:pPr>
+      <w:r>
+        <w:rPr>
+          <w:b/>
+          <w:bCs/>
+        </w:rPr>
+        <w:t>To compile both the **server** and **client**, simply run:</w:t>
+      </w:r>
+    </w:p>
+    <w:p>
+      <w:pPr>
+        <w:rPr>
+          <w:b/>
+          <w:bCs/>
+        </w:rPr>
+      </w:pPr>
+    </w:p>
+    <w:p>
+      <w:pPr>
+        <w:rPr>
+          <w:b/>
+          <w:bCs/>
+        </w:rPr>
+      </w:pPr>
+      <w:r>
+        <w:rPr>
+          <w:b/>
+          <w:bCs/>
+        </w:rPr>
+        <w:t>```</w:t>
+      </w:r>
+      <w:proofErr w:type="spellStart"/>
+      <w:r>
+        <w:rPr>
+          <w:b/>
+          <w:bCs/>
+        </w:rPr>
+        <w:t>sh</w:t>
+      </w:r>
+      <w:proofErr w:type="spellEnd"/>
+    </w:p>
+    <w:p>
+      <w:pPr>
+        <w:rPr>
+          <w:b/>
+          <w:bCs/>
+        </w:rPr>
+      </w:pPr>
+      <w:r>
+        <w:rPr>
+          <w:b/>
+          <w:bCs/>
+        </w:rPr>
+        <w:t>make</w:t>
+      </w:r>
+    </w:p>
+    <w:p>
+      <w:pPr>
+        <w:rPr>
+          <w:b/>
+          <w:bCs/>
+        </w:rPr>
+      </w:pPr>
+      <w:r>
+        <w:rPr>
+          <w:b/>
+          <w:bCs/>
+        </w:rPr>
+        <w:t>```</w:t>
+      </w:r>
+    </w:p>
+    <w:p>
+      <w:pPr>
+        <w:rPr>
+          <w:b/>
+          <w:bCs/>
+        </w:rPr>
+      </w:pPr>
+    </w:p>
+    <w:p>
+      <w:pPr>
+        <w:rPr>
+          <w:b/>
+          <w:bCs/>
+        </w:rPr>
+      </w:pPr>
+      <w:r>
+        <w:rPr>
+          <w:b/>
+          <w:bCs/>
+        </w:rPr>
+        <w:t>This will compile the SQLite object file and both the server and client programs.</w:t>
+      </w:r>
+    </w:p>
+    <w:p>
+      <w:pPr>
+        <w:rPr>
+          <w:b/>
+          <w:bCs/>
+        </w:rPr>
+      </w:pPr>
+    </w:p>
+    <w:p>
+      <w:pPr>
+        <w:rPr>
+          <w:b/>
+          <w:bCs/>
+        </w:rPr>
+      </w:pPr>
+      <w:r>
+        <w:rPr>
+          <w:b/>
+          <w:bCs/>
+        </w:rPr>
+        <w:t>#### **Manual Compilation**</w:t>
+      </w:r>
+    </w:p>
+    <w:p>
+      <w:pPr>
+        <w:rPr>
+          <w:b/>
+          <w:bCs/>
+        </w:rPr>
+      </w:pPr>
+    </w:p>
+    <w:p>
+      <w:pPr>
+        <w:rPr>
+          <w:b/>
+          <w:bCs/>
+        </w:rPr>
+      </w:pPr>
+      <w:r>
+        <w:rPr>
+          <w:b/>
+          <w:bCs/>
+        </w:rPr>
+        <w:t>If you prefer manual compilation, follow these steps:</w:t>
+      </w:r>
+    </w:p>
+    <w:p>
+      <w:pPr>
+        <w:rPr>
+          <w:b/>
+          <w:bCs/>
+        </w:rPr>
+      </w:pPr>
+    </w:p>
+    <w:p>
+      <w:pPr>
+        <w:rPr>
+          <w:b/>
+          <w:bCs/>
+        </w:rPr>
+      </w:pPr>
+      <w:r>
+        <w:rPr>
+          <w:b/>
+          <w:bCs/>
+        </w:rPr>
+        <w:t>##### **Compile SQLite separately**</w:t>
+      </w:r>
+    </w:p>
+    <w:p>
+      <w:pPr>
+        <w:rPr>
+          <w:b/>
+          <w:bCs/>
+        </w:rPr>
+      </w:pPr>
+    </w:p>
+    <w:p>
+      <w:pPr>
+        <w:rPr>
+          <w:b/>
+          <w:bCs/>
+        </w:rPr>
+      </w:pPr>
+      <w:r>
+        <w:rPr>
+          <w:b/>
+          <w:bCs/>
+        </w:rPr>
+        <w:t>```</w:t>
+      </w:r>
+      <w:proofErr w:type="spellStart"/>
+      <w:r>
+        <w:rPr>
+          <w:b/>
+          <w:bCs/>
+        </w:rPr>
+        <w:t>sh</w:t>
+      </w:r>
+      <w:proofErr w:type="spellEnd"/>
+    </w:p>
+    <w:p>
+      <w:pPr>
+        <w:rPr>
+          <w:b/>
+          <w:bCs/>
+        </w:rPr>
+      </w:pPr>
+      <w:proofErr w:type="spellStart"/>
+      <w:r>
+        <w:rPr>
+          <w:b/>
+          <w:bCs/>
+        </w:rPr>
+        <w:t>gcc</w:t>
+      </w:r>
+      <w:proofErr w:type="spellEnd"/>
+      <w:r>
+        <w:rPr>
+          <w:b/>
+          <w:bCs/>
+        </w:rPr>
+        <w:t xml:space="preserve"> -c sqlite3.c -o sqlite3.o -</w:t>
+      </w:r>
+      <w:proofErr w:type="spellStart"/>
+      <w:r>
+        <w:rPr>
+          <w:b/>
+          <w:bCs/>
+        </w:rPr>
+        <w:t>lpthread</w:t>
+      </w:r>
+      <w:proofErr w:type="spellEnd"/>
+      <w:r>
+        <w:rPr>
+          <w:b/>
+          <w:bCs/>
+        </w:rPr>
+        <w:t xml:space="preserve"> -</w:t>
+      </w:r>
+      <w:proofErr w:type="spellStart"/>
+      <w:r>
+        <w:rPr>
+          <w:b/>
+          <w:bCs/>
+        </w:rPr>
+        <w:t>ldl</w:t>
+      </w:r>
+      <w:proofErr w:type="spellEnd"/>
+    </w:p>
+    <w:p>
+      <w:pPr>
+        <w:rPr>
+          <w:b/>
+          <w:bCs/>
+        </w:rPr>
+      </w:pPr>
+      <w:r>
+        <w:rPr>
+          <w:b/>
+          <w:bCs/>
+        </w:rPr>
+        <w:t>```</w:t>
+      </w:r>
+    </w:p>
+    <w:p>
+      <w:pPr>
+        <w:rPr>
+          <w:b/>
+          <w:bCs/>
+        </w:rPr>
+      </w:pPr>
+    </w:p>
+    <w:p>
+      <w:pPr>
+        <w:rPr>
+          <w:b/>
+          <w:bCs/>
+        </w:rPr>
+      </w:pPr>
+      <w:r>
+        <w:rPr>
+          <w:b/>
+          <w:bCs/>
+        </w:rPr>
+        <w:t>##### **Compile the Server**</w:t>
+      </w:r>
+    </w:p>
+    <w:p>
+      <w:pPr>
+        <w:rPr>
+          <w:b/>
+          <w:bCs/>
+        </w:rPr>
+      </w:pPr>
+    </w:p>
+    <w:p>
+      <w:pPr>
+        <w:rPr>
+          <w:b/>
+          <w:bCs/>
+        </w:rPr>
+      </w:pPr>
+      <w:r>
+        <w:rPr>
+          <w:b/>
+          <w:bCs/>
+        </w:rPr>
+        <w:t>```</w:t>
+      </w:r>
+      <w:proofErr w:type="spellStart"/>
+      <w:r>
+        <w:rPr>
+          <w:b/>
+          <w:bCs/>
+        </w:rPr>
+        <w:t>sh</w:t>
+      </w:r>
+      <w:proofErr w:type="spellEnd"/>
+    </w:p>
+    <w:p>
+      <w:pPr>
+        <w:rPr>
+          <w:b/>
+          <w:bCs/>
+        </w:rPr>
+      </w:pPr>
+      <w:r>
+        <w:rPr>
+          <w:b/>
+          <w:bCs/>
+        </w:rPr>
+        <w:t>g++ -o server server.cpp database.cpp sqlite3.o -</w:t>
+      </w:r>
+      <w:proofErr w:type="spellStart"/>
+      <w:r>
+        <w:rPr>
+          <w:b/>
+          <w:bCs/>
+        </w:rPr>
+        <w:t>lpthread</w:t>
+      </w:r>
+      <w:proofErr w:type="spellEnd"/>
+      <w:r>
+        <w:rPr>
+          <w:b/>
+          <w:bCs/>
+        </w:rPr>
+        <w:t xml:space="preserve"> -</w:t>
+      </w:r>
+      <w:proofErr w:type="spellStart"/>
+      <w:r>
+        <w:rPr>
+          <w:b/>
+          <w:bCs/>
+        </w:rPr>
+        <w:t>ldl</w:t>
+      </w:r>
+      <w:proofErr w:type="spellEnd"/>
+    </w:p>
+    <w:p>
+      <w:pPr>
+        <w:rPr>
+          <w:b/>
+          <w:bCs/>
+        </w:rPr>
+      </w:pPr>
+      <w:r>
+        <w:rPr>
+          <w:b/>
+          <w:bCs/>
+        </w:rPr>
+        <w:t>```</w:t>
+      </w:r>
+    </w:p>
+    <w:p>
+      <w:pPr>
+        <w:rPr>
+          <w:b/>
+          <w:bCs/>
+        </w:rPr>
+      </w:pPr>
+    </w:p>
+    <w:p>
+      <w:pPr>
+        <w:rPr>
+          <w:b/>
+          <w:bCs/>
+        </w:rPr>
+      </w:pPr>
+      <w:r>
+        <w:rPr>
+          <w:b/>
+          <w:bCs/>
+        </w:rPr>
+        <w:lastRenderedPageBreak/>
+        <w:t>##### **Compile the Client**</w:t>
+      </w:r>
+    </w:p>
+    <w:p>
+      <w:pPr>
+        <w:rPr>
+          <w:b/>
+          <w:bCs/>
+        </w:rPr>
+      </w:pPr>
+    </w:p>
+    <w:p>
+      <w:pPr>
+        <w:rPr>
+          <w:b/>
+          <w:bCs/>
+        </w:rPr>
+      </w:pPr>
+      <w:r>
+        <w:rPr>
+          <w:b/>
+          <w:bCs/>
+        </w:rPr>
+        <w:t>```</w:t>
+      </w:r>
+      <w:proofErr w:type="spellStart"/>
+      <w:r>
+        <w:rPr>
+          <w:b/>
+          <w:bCs/>
+        </w:rPr>
+        <w:t>sh</w:t>
+      </w:r>
+      <w:proofErr w:type="spellEnd"/>
+    </w:p>
+    <w:p>
+      <w:pPr>
+        <w:rPr>
+          <w:b/>
+          <w:bCs/>
+        </w:rPr>
+      </w:pPr>
+      <w:r>
+        <w:rPr>
+          <w:b/>
+          <w:bCs/>
+        </w:rPr>
+        <w:t>g++ -o client client.cpp</w:t>
+      </w:r>
+    </w:p>
+    <w:p>
+      <w:pPr>
+        <w:rPr>
+          <w:b/>
+          <w:bCs/>
+        </w:rPr>
+      </w:pPr>
+      <w:r>
+        <w:rPr>
+          <w:b/>
+          <w:bCs/>
+        </w:rPr>
+        <w:t>```</w:t>
+      </w:r>
+    </w:p>
+    <w:p>
+      <w:pPr>
+        <w:rPr>
+          <w:b/>
+          <w:bCs/>
+        </w:rPr>
+      </w:pPr>
+    </w:p>
+    <w:p>
+      <w:pPr>
+        <w:rPr>
+          <w:b/>
+          <w:bCs/>
+        </w:rPr>
+      </w:pPr>
+      <w:r>
+        <w:rPr>
+          <w:b/>
+          <w:bCs/>
+        </w:rPr>
+        <w:t>---</w:t>
+      </w:r>
+    </w:p>
+    <w:p>
+      <w:pPr>
+        <w:rPr>
+          <w:b/>
+          <w:bCs/>
+        </w:rPr>
+      </w:pPr>
+    </w:p>
+    <w:p>
+      <w:pPr>
+        <w:rPr>
+          <w:b/>
+          <w:bCs/>
+        </w:rPr>
+      </w:pPr>
+      <w:r>
+        <w:rPr>
+          <w:b/>
+          <w:bCs/>
+        </w:rPr>
+        <w:t>### **3. Run the Server**</w:t>
+      </w:r>
+    </w:p>
+    <w:p>
+      <w:pPr>
+        <w:rPr>
+          <w:b/>
+          <w:bCs/>
+        </w:rPr>
+      </w:pPr>
+    </w:p>
+    <w:p>
+      <w:pPr>
+        <w:rPr>
+          <w:b/>
+          <w:bCs/>
+        </w:rPr>
+      </w:pPr>
+      <w:r>
+        <w:rPr>
+          <w:b/>
+          <w:bCs/>
+        </w:rPr>
+        <w:t>```</w:t>
+      </w:r>
+      <w:proofErr w:type="spellStart"/>
+      <w:r>
+        <w:rPr>
+          <w:b/>
+          <w:bCs/>
+        </w:rPr>
+        <w:t>sh</w:t>
+      </w:r>
+      <w:proofErr w:type="spellEnd"/>
+    </w:p>
+    <w:p>
+      <w:pPr>
+        <w:rPr>
+          <w:b/>
+          <w:bCs/>
+        </w:rPr>
+      </w:pPr>
+      <w:proofErr w:type="gramStart"/>
+      <w:r>
+        <w:rPr>
+          <w:b/>
+          <w:bCs/>
+        </w:rPr>
+        <w:t>./</w:t>
+      </w:r>
+      <w:proofErr w:type="gramEnd"/>
       <w:r>
         <w:rPr>
           <w:b/>
@@ -267,534 +996,979 @@
         </w:rPr>
         <w:t>server</w:t>
       </w:r>
-      <w:r>
-        <w:t xml:space="preserve"> and </w:t>
-      </w:r>
-      <w:r>
-        <w:rPr>
-          <w:b/>
-          <w:bCs/>
-        </w:rPr>
-        <w:t>client</w:t>
-      </w:r>
-      <w:r>
-        <w:t>, simply run:</w:t>
-      </w:r>
-    </w:p>
-    <w:p>
-      <w:r>
-        <w:t>make</w:t>
-      </w:r>
-    </w:p>
-    <w:p>
-      <w:r>
-        <w:t>This will compile the SQLite object file and both the server and client programs.</w:t>
-      </w:r>
-    </w:p>
-    <w:p>
-      <w:pPr>
-        <w:rPr>
-          <w:b/>
-          <w:bCs/>
-        </w:rPr>
-      </w:pPr>
-      <w:r>
-        <w:rPr>
-          <w:b/>
-          <w:bCs/>
-        </w:rPr>
-        <w:t>Manual Compilation</w:t>
-      </w:r>
-    </w:p>
-    <w:p>
-      <w:r>
-        <w:t>If you prefer manual compilation, follow these steps:</w:t>
-      </w:r>
-    </w:p>
-    <w:p>
-      <w:pPr>
-        <w:rPr>
-          <w:b/>
-          <w:bCs/>
-        </w:rPr>
-      </w:pPr>
-      <w:r>
-        <w:rPr>
-          <w:b/>
-          <w:bCs/>
-        </w:rPr>
-        <w:t>Compile SQLite separately</w:t>
-      </w:r>
-    </w:p>
-    <w:p>
-      <w:r>
-        <w:t>gcc -c sqlite3.c -o sqlite3.o -lpthread -ldl</w:t>
-      </w:r>
-    </w:p>
-    <w:p>
-      <w:pPr>
-        <w:rPr>
-          <w:b/>
-          <w:bCs/>
-        </w:rPr>
-      </w:pPr>
-      <w:r>
-        <w:rPr>
-          <w:b/>
-          <w:bCs/>
-        </w:rPr>
-        <w:t>Compile the Server</w:t>
-      </w:r>
-    </w:p>
-    <w:p>
-      <w:r>
-        <w:t>g++ -o server server.cpp database.cpp sqlite3.o -lpthread -ldl</w:t>
-      </w:r>
-    </w:p>
-    <w:p>
-      <w:pPr>
-        <w:rPr>
-          <w:b/>
-          <w:bCs/>
-        </w:rPr>
-      </w:pPr>
-      <w:r>
-        <w:rPr>
-          <w:b/>
-          <w:bCs/>
-        </w:rPr>
-        <w:t>Compile the Client</w:t>
-      </w:r>
-    </w:p>
-    <w:p>
-      <w:r>
-        <w:t>g++ -o client client.cpp</w:t>
-      </w:r>
-    </w:p>
-    <w:p>
-      <w:r>
+    </w:p>
+    <w:p>
+      <w:pPr>
+        <w:rPr>
+          <w:b/>
+          <w:bCs/>
+        </w:rPr>
+      </w:pPr>
+      <w:r>
+        <w:rPr>
+          <w:b/>
+          <w:bCs/>
+        </w:rPr>
+        <w:t>```</w:t>
+      </w:r>
+    </w:p>
+    <w:p>
+      <w:pPr>
+        <w:rPr>
+          <w:b/>
+          <w:bCs/>
+        </w:rPr>
+      </w:pPr>
+    </w:p>
+    <w:p>
+      <w:pPr>
+        <w:rPr>
+          <w:b/>
+          <w:bCs/>
+        </w:rPr>
+      </w:pPr>
+      <w:r>
+        <w:rPr>
+          <w:b/>
+          <w:bCs/>
+        </w:rPr>
+        <w:t>---</w:t>
+      </w:r>
+    </w:p>
+    <w:p>
+      <w:pPr>
+        <w:rPr>
+          <w:b/>
+          <w:bCs/>
+        </w:rPr>
+      </w:pPr>
+    </w:p>
+    <w:p>
+      <w:pPr>
+        <w:rPr>
+          <w:b/>
+          <w:bCs/>
+        </w:rPr>
+      </w:pPr>
+      <w:r>
+        <w:rPr>
+          <w:b/>
+          <w:bCs/>
+        </w:rPr>
+        <w:t>### **4. Run the Client**</w:t>
+      </w:r>
+    </w:p>
+    <w:p>
+      <w:pPr>
+        <w:rPr>
+          <w:b/>
+          <w:bCs/>
+        </w:rPr>
+      </w:pPr>
+    </w:p>
+    <w:p>
+      <w:pPr>
+        <w:rPr>
+          <w:b/>
+          <w:bCs/>
+        </w:rPr>
+      </w:pPr>
+      <w:r>
+        <w:rPr>
+          <w:b/>
+          <w:bCs/>
+        </w:rPr>
+        <w:t>```</w:t>
+      </w:r>
+      <w:proofErr w:type="spellStart"/>
+      <w:r>
+        <w:rPr>
+          <w:b/>
+          <w:bCs/>
+        </w:rPr>
+        <w:t>sh</w:t>
+      </w:r>
+      <w:proofErr w:type="spellEnd"/>
+    </w:p>
+    <w:p>
+      <w:pPr>
+        <w:rPr>
+          <w:b/>
+          <w:bCs/>
+        </w:rPr>
+      </w:pPr>
+      <w:proofErr w:type="gramStart"/>
+      <w:r>
+        <w:rPr>
+          <w:b/>
+          <w:bCs/>
+        </w:rPr>
+        <w:t>./</w:t>
+      </w:r>
+      <w:proofErr w:type="gramEnd"/>
+      <w:r>
+        <w:rPr>
+          <w:b/>
+          <w:bCs/>
+        </w:rPr>
+        <w:t>client localhost</w:t>
+      </w:r>
+    </w:p>
+    <w:p>
+      <w:pPr>
+        <w:rPr>
+          <w:b/>
+          <w:bCs/>
+        </w:rPr>
+      </w:pPr>
+      <w:r>
+        <w:rPr>
+          <w:b/>
+          <w:bCs/>
+        </w:rPr>
+        <w:t>```</w:t>
+      </w:r>
+    </w:p>
+    <w:p>
+      <w:pPr>
+        <w:rPr>
+          <w:b/>
+          <w:bCs/>
+        </w:rPr>
+      </w:pPr>
+    </w:p>
+    <w:p>
+      <w:pPr>
+        <w:rPr>
+          <w:b/>
+          <w:bCs/>
+        </w:rPr>
+      </w:pPr>
+      <w:r>
+        <w:rPr>
+          <w:b/>
+          <w:bCs/>
+        </w:rPr>
+        <w:t>Replace `localhost` with the **server IP** if running on a separate machine.</w:t>
+      </w:r>
+    </w:p>
+    <w:p>
+      <w:pPr>
+        <w:rPr>
+          <w:b/>
+          <w:bCs/>
+        </w:rPr>
+      </w:pPr>
+    </w:p>
+    <w:p>
+      <w:pPr>
+        <w:rPr>
+          <w:b/>
+          <w:bCs/>
+        </w:rPr>
+      </w:pPr>
+      <w:r>
+        <w:rPr>
+          <w:b/>
+          <w:bCs/>
+        </w:rPr>
+        <w:t>---</w:t>
+      </w:r>
+    </w:p>
+    <w:p>
+      <w:pPr>
+        <w:rPr>
+          <w:b/>
+          <w:bCs/>
+        </w:rPr>
+      </w:pPr>
+    </w:p>
+    <w:p>
+      <w:pPr>
+        <w:rPr>
+          <w:b/>
+          <w:bCs/>
+        </w:rPr>
+      </w:pPr>
+      <w:r>
+        <w:rPr>
+          <w:b/>
+          <w:bCs/>
+        </w:rPr>
+        <w:t>### **5. Clean Up**</w:t>
+      </w:r>
+    </w:p>
+    <w:p>
+      <w:pPr>
+        <w:rPr>
+          <w:b/>
+          <w:bCs/>
+        </w:rPr>
+      </w:pPr>
+    </w:p>
+    <w:p>
+      <w:pPr>
+        <w:rPr>
+          <w:b/>
+          <w:bCs/>
+        </w:rPr>
+      </w:pPr>
+      <w:r>
+        <w:rPr>
+          <w:b/>
+          <w:bCs/>
+        </w:rPr>
+        <w:t>To remove compiled files, use:</w:t>
+      </w:r>
+    </w:p>
+    <w:p>
+      <w:pPr>
+        <w:rPr>
+          <w:b/>
+          <w:bCs/>
+        </w:rPr>
+      </w:pPr>
+    </w:p>
+    <w:p>
+      <w:pPr>
+        <w:rPr>
+          <w:b/>
+          <w:bCs/>
+        </w:rPr>
+      </w:pPr>
+      <w:r>
+        <w:rPr>
+          <w:b/>
+          <w:bCs/>
+        </w:rPr>
+        <w:t>```</w:t>
+      </w:r>
+      <w:proofErr w:type="spellStart"/>
+      <w:r>
+        <w:rPr>
+          <w:b/>
+          <w:bCs/>
+        </w:rPr>
+        <w:t>sh</w:t>
+      </w:r>
+      <w:proofErr w:type="spellEnd"/>
+    </w:p>
+    <w:p>
+      <w:pPr>
+        <w:rPr>
+          <w:b/>
+          <w:bCs/>
+        </w:rPr>
+      </w:pPr>
+      <w:r>
+        <w:rPr>
+          <w:b/>
+          <w:bCs/>
+        </w:rPr>
+        <w:t xml:space="preserve">rm -f server client sqlite3.o </w:t>
+      </w:r>
+      <w:proofErr w:type="spellStart"/>
+      <w:proofErr w:type="gramStart"/>
+      <w:r>
+        <w:rPr>
+          <w:b/>
+          <w:bCs/>
+        </w:rPr>
+        <w:t>client.o</w:t>
+      </w:r>
+      <w:proofErr w:type="spellEnd"/>
+      <w:proofErr w:type="gramEnd"/>
+      <w:r>
+        <w:rPr>
+          <w:b/>
+          <w:bCs/>
+        </w:rPr>
+        <w:t xml:space="preserve"> </w:t>
+      </w:r>
+      <w:proofErr w:type="spellStart"/>
+      <w:r>
+        <w:rPr>
+          <w:b/>
+          <w:bCs/>
+        </w:rPr>
+        <w:t>database.o</w:t>
+      </w:r>
+      <w:proofErr w:type="spellEnd"/>
+      <w:r>
+        <w:rPr>
+          <w:b/>
+          <w:bCs/>
+        </w:rPr>
+        <w:t xml:space="preserve"> </w:t>
+      </w:r>
+      <w:proofErr w:type="spellStart"/>
+      <w:r>
+        <w:rPr>
+          <w:b/>
+          <w:bCs/>
+        </w:rPr>
+        <w:t>server.o</w:t>
+      </w:r>
+      <w:proofErr w:type="spellEnd"/>
+      <w:r>
+        <w:rPr>
+          <w:b/>
+          <w:bCs/>
+        </w:rPr>
+        <w:t xml:space="preserve"> </w:t>
+      </w:r>
+      <w:proofErr w:type="spellStart"/>
+      <w:r>
+        <w:rPr>
+          <w:b/>
+          <w:bCs/>
+        </w:rPr>
+        <w:t>trading.db</w:t>
+      </w:r>
+      <w:proofErr w:type="spellEnd"/>
+    </w:p>
+    <w:p>
+      <w:pPr>
+        <w:rPr>
+          <w:b/>
+          <w:bCs/>
+        </w:rPr>
+      </w:pPr>
+      <w:r>
+        <w:rPr>
+          <w:b/>
+          <w:bCs/>
+        </w:rPr>
+        <w:t>```</w:t>
+      </w:r>
+    </w:p>
+    <w:p>
+      <w:pPr>
+        <w:rPr>
+          <w:b/>
+          <w:bCs/>
+        </w:rPr>
+      </w:pPr>
+    </w:p>
+    <w:p>
+      <w:pPr>
+        <w:rPr>
+          <w:b/>
+          <w:bCs/>
+        </w:rPr>
+      </w:pPr>
+      <w:r>
+        <w:rPr>
+          <w:b/>
+          <w:bCs/>
+        </w:rPr>
+        <w:t>---</w:t>
+      </w:r>
+    </w:p>
+    <w:p>
+      <w:pPr>
+        <w:rPr>
+          <w:b/>
+          <w:bCs/>
+        </w:rPr>
+      </w:pPr>
+    </w:p>
+    <w:p>
+      <w:pPr>
+        <w:rPr>
+          <w:b/>
+          <w:bCs/>
+        </w:rPr>
+      </w:pPr>
+      <w:r>
+        <w:rPr>
+          <w:b/>
+          <w:bCs/>
+        </w:rPr>
+        <w:t>## **Student Roles**</w:t>
+      </w:r>
+    </w:p>
+    <w:p>
+      <w:pPr>
+        <w:rPr>
+          <w:b/>
+          <w:bCs/>
+        </w:rPr>
+      </w:pPr>
+    </w:p>
+    <w:p>
+      <w:pPr>
+        <w:rPr>
+          <w:b/>
+          <w:bCs/>
+        </w:rPr>
+      </w:pPr>
+      <w:r>
+        <w:rPr>
+          <w:b/>
+          <w:bCs/>
+        </w:rPr>
+        <w:t>### **Jackson Harwick**</w:t>
+      </w:r>
+    </w:p>
+    <w:p>
+      <w:pPr>
+        <w:rPr>
+          <w:b/>
+          <w:bCs/>
+        </w:rPr>
+      </w:pPr>
+    </w:p>
+    <w:p>
+      <w:pPr>
+        <w:rPr>
+          <w:b/>
+          <w:bCs/>
+        </w:rPr>
+      </w:pPr>
+      <w:r>
+        <w:rPr>
+          <w:b/>
+          <w:bCs/>
+        </w:rPr>
+        <w:t># **Project 1**</w:t>
+      </w:r>
+    </w:p>
+    <w:p>
+      <w:pPr>
+        <w:rPr>
+          <w:b/>
+          <w:bCs/>
+        </w:rPr>
+      </w:pPr>
+      <w:r>
+        <w:rPr>
+          <w:b/>
+          <w:bCs/>
+        </w:rPr>
+        <w:t>- Implemented **BUY**, **SELL**, **SHUTDOWN**, and **QUIT** commands.</w:t>
+      </w:r>
+    </w:p>
+    <w:p>
+      <w:pPr>
+        <w:rPr>
+          <w:b/>
+          <w:bCs/>
+        </w:rPr>
+      </w:pPr>
+      <w:r>
+        <w:rPr>
+          <w:b/>
+          <w:bCs/>
+        </w:rPr>
+        <w:t>- Wrote the **README** file.</w:t>
+      </w:r>
+    </w:p>
+    <w:p>
+      <w:pPr>
+        <w:rPr>
+          <w:b/>
+          <w:bCs/>
+        </w:rPr>
+      </w:pPr>
+      <w:r>
+        <w:rPr>
+          <w:b/>
+          <w:bCs/>
+        </w:rPr>
+        <w:t>- Integrated these commands into both the **client** and **server**.</w:t>
+      </w:r>
+    </w:p>
+    <w:p>
+      <w:pPr>
+        <w:rPr>
+          <w:b/>
+          <w:bCs/>
+        </w:rPr>
+      </w:pPr>
+    </w:p>
+    <w:p>
+      <w:pPr>
+        <w:rPr>
+          <w:b/>
+          <w:bCs/>
+        </w:rPr>
+      </w:pPr>
+      <w:r>
+        <w:rPr>
+          <w:b/>
+          <w:bCs/>
+        </w:rPr>
+        <w:t># **Project 2**</w:t>
+      </w:r>
+    </w:p>
+    <w:p>
+      <w:pPr>
+        <w:rPr>
+          <w:b/>
+          <w:bCs/>
+        </w:rPr>
+      </w:pPr>
+      <w:r>
+        <w:rPr>
+          <w:b/>
+          <w:bCs/>
+        </w:rPr>
+        <w:t xml:space="preserve">- Implemented multithreading to deal with multiple clients at a time, putting all commands into a </w:t>
+      </w:r>
+      <w:proofErr w:type="spellStart"/>
+      <w:r>
+        <w:rPr>
+          <w:b/>
+          <w:bCs/>
+        </w:rPr>
+        <w:t>seperate</w:t>
+      </w:r>
+      <w:proofErr w:type="spellEnd"/>
+      <w:r>
+        <w:rPr>
+          <w:b/>
+          <w:bCs/>
+        </w:rPr>
+        <w:t xml:space="preserve"> function on **server.cpp**.</w:t>
+      </w:r>
+    </w:p>
+    <w:p>
+      <w:pPr>
+        <w:rPr>
+          <w:b/>
+          <w:bCs/>
+        </w:rPr>
+      </w:pPr>
+      <w:r>
+        <w:rPr>
+          <w:b/>
+          <w:bCs/>
+        </w:rPr>
+        <w:t>- Updated **LIST** command.</w:t>
+      </w:r>
+    </w:p>
+    <w:p>
+      <w:pPr>
+        <w:rPr>
+          <w:b/>
+          <w:bCs/>
+        </w:rPr>
+      </w:pPr>
+      <w:r>
+        <w:rPr>
+          <w:b/>
+          <w:bCs/>
+        </w:rPr>
+        <w:t>- Implemented **SHUTDOWN** (If you are root user), **LOGIN**, and **LOGOUT** commands.</w:t>
+      </w:r>
+    </w:p>
+    <w:p>
+      <w:pPr>
+        <w:rPr>
+          <w:b/>
+          <w:bCs/>
+        </w:rPr>
+      </w:pPr>
+    </w:p>
+    <w:p>
+      <w:pPr>
+        <w:rPr>
+          <w:b/>
+          <w:bCs/>
+        </w:rPr>
+      </w:pPr>
+      <w:r>
+        <w:rPr>
+          <w:b/>
+          <w:bCs/>
+        </w:rPr>
+        <w:t>### **Landon Johnson**</w:t>
+      </w:r>
+    </w:p>
+    <w:p>
+      <w:pPr>
+        <w:rPr>
+          <w:b/>
+          <w:bCs/>
+        </w:rPr>
+      </w:pPr>
+    </w:p>
+    <w:p>
+      <w:pPr>
+        <w:rPr>
+          <w:b/>
+          <w:bCs/>
+        </w:rPr>
+      </w:pPr>
+      <w:r>
+        <w:rPr>
+          <w:b/>
+          <w:bCs/>
+        </w:rPr>
+        <w:t> # **Project 1**</w:t>
+      </w:r>
+    </w:p>
+    <w:p>
+      <w:pPr>
+        <w:rPr>
+          <w:b/>
+          <w:bCs/>
+        </w:rPr>
+      </w:pPr>
+      <w:r>
+        <w:rPr>
+          <w:b/>
+          <w:bCs/>
+        </w:rPr>
+        <w:t>- Developed initial **client.cpp** and **server.cpp** files.</w:t>
+      </w:r>
+    </w:p>
+    <w:p>
+      <w:pPr>
+        <w:rPr>
+          <w:b/>
+          <w:bCs/>
+        </w:rPr>
+      </w:pPr>
+      <w:r>
+        <w:rPr>
+          <w:b/>
+          <w:bCs/>
+        </w:rPr>
+        <w:t>- Implemented **LIST** and **BALANCE** commands.</w:t>
+      </w:r>
+    </w:p>
+    <w:p>
+      <w:pPr>
+        <w:rPr>
+          <w:b/>
+          <w:bCs/>
+        </w:rPr>
+      </w:pPr>
+      <w:r>
+        <w:rPr>
+          <w:b/>
+          <w:bCs/>
+        </w:rPr>
+        <w:t>- Integrated these commands into the **client** and **server**.</w:t>
+      </w:r>
+    </w:p>
+    <w:p>
+      <w:pPr>
+        <w:rPr>
+          <w:b/>
+          <w:bCs/>
+        </w:rPr>
+      </w:pPr>
+    </w:p>
+    <w:p>
+      <w:pPr>
+        <w:rPr>
+          <w:b/>
+          <w:bCs/>
+        </w:rPr>
+      </w:pPr>
+      <w:r>
+        <w:rPr>
+          <w:b/>
+          <w:bCs/>
+        </w:rPr>
         <w:lastRenderedPageBreak/>
-        <w:pict w14:anchorId="47502068">
-          <v:rect id="_x0000_i1028" style="width:0;height:1.5pt" o:hralign="center" o:hrstd="t" o:hr="t" fillcolor="#a0a0a0" stroked="f"/>
-        </w:pict>
-      </w:r>
-    </w:p>
-    <w:p>
-      <w:pPr>
-        <w:rPr>
-          <w:b/>
-          <w:bCs/>
-        </w:rPr>
-      </w:pPr>
-      <w:r>
-        <w:rPr>
-          <w:b/>
-          <w:bCs/>
-        </w:rPr>
-        <w:t>3. Run the Server</w:t>
-      </w:r>
-    </w:p>
-    <w:p>
-      <w:r>
-        <w:t>./server</w:t>
-      </w:r>
-    </w:p>
-    <w:p>
-      <w:r>
-        <w:pict w14:anchorId="67F80953">
-          <v:rect id="_x0000_i1029" style="width:0;height:1.5pt" o:hralign="center" o:hrstd="t" o:hr="t" fillcolor="#a0a0a0" stroked="f"/>
-        </w:pict>
-      </w:r>
-    </w:p>
-    <w:p>
-      <w:pPr>
-        <w:rPr>
-          <w:b/>
-          <w:bCs/>
-        </w:rPr>
-      </w:pPr>
-      <w:r>
-        <w:rPr>
-          <w:b/>
-          <w:bCs/>
-        </w:rPr>
-        <w:t>4. Run the Client</w:t>
-      </w:r>
-    </w:p>
-    <w:p>
-      <w:r>
-        <w:t>./client localhost</w:t>
-      </w:r>
-    </w:p>
-    <w:p>
-      <w:r>
-        <w:t xml:space="preserve">Replace localhost with the </w:t>
-      </w:r>
-      <w:r>
-        <w:rPr>
-          <w:b/>
-          <w:bCs/>
-        </w:rPr>
-        <w:t>server IP</w:t>
-      </w:r>
-      <w:r>
-        <w:t xml:space="preserve"> if running on a separate machine.</w:t>
-      </w:r>
-    </w:p>
-    <w:p>
-      <w:r>
-        <w:pict w14:anchorId="318AA34C">
-          <v:rect id="_x0000_i1030" style="width:0;height:1.5pt" o:hralign="center" o:hrstd="t" o:hr="t" fillcolor="#a0a0a0" stroked="f"/>
-        </w:pict>
-      </w:r>
-    </w:p>
-    <w:p>
-      <w:pPr>
-        <w:rPr>
-          <w:b/>
-          <w:bCs/>
-        </w:rPr>
-      </w:pPr>
-      <w:r>
-        <w:rPr>
-          <w:b/>
-          <w:bCs/>
-        </w:rPr>
-        <w:t>5. Clean Up</w:t>
-      </w:r>
-    </w:p>
-    <w:p>
-      <w:r>
-        <w:t>To remove compiled files, use:</w:t>
-      </w:r>
-    </w:p>
-    <w:p>
-      <w:pPr>
-        <w:rPr>
-          <w:b/>
-          <w:bCs/>
-        </w:rPr>
-      </w:pPr>
-      <w:r>
-        <w:rPr>
-          <w:b/>
-          <w:bCs/>
-        </w:rPr>
-        <w:t>Cleanup</w:t>
-      </w:r>
-    </w:p>
-    <w:p>
-      <w:r>
-        <w:t>rm -f server client sqlite3.o</w:t>
-      </w:r>
-    </w:p>
-    <w:p>
-      <w:r>
-        <w:pict w14:anchorId="2EA774E6">
-          <v:rect id="_x0000_i1031" style="width:0;height:1.5pt" o:hralign="center" o:hrstd="t" o:hr="t" fillcolor="#a0a0a0" stroked="f"/>
-        </w:pict>
-      </w:r>
-    </w:p>
-    <w:p>
-      <w:pPr>
-        <w:rPr>
-          <w:b/>
-          <w:bCs/>
-        </w:rPr>
-      </w:pPr>
-      <w:r>
-        <w:rPr>
-          <w:b/>
-          <w:bCs/>
-        </w:rPr>
-        <w:t>Student Roles</w:t>
-      </w:r>
-    </w:p>
-    <w:p>
-      <w:pPr>
-        <w:rPr>
-          <w:b/>
-          <w:bCs/>
-        </w:rPr>
-      </w:pPr>
-      <w:r>
-        <w:rPr>
-          <w:b/>
-          <w:bCs/>
-        </w:rPr>
-        <w:t>Jackson Harwick</w:t>
-      </w:r>
-    </w:p>
-    <w:p>
-      <w:pPr>
-        <w:numPr>
-          <w:ilvl w:val="0"/>
-          <w:numId w:val="2"/>
-        </w:numPr>
-      </w:pPr>
-      <w:r>
-        <w:t xml:space="preserve">Implemented </w:t>
-      </w:r>
-      <w:r>
-        <w:rPr>
-          <w:b/>
-          <w:bCs/>
-        </w:rPr>
-        <w:t>BUY</w:t>
-      </w:r>
-      <w:r>
-        <w:t xml:space="preserve">, </w:t>
-      </w:r>
-      <w:r>
-        <w:rPr>
-          <w:b/>
-          <w:bCs/>
-        </w:rPr>
-        <w:t>SELL</w:t>
-      </w:r>
-      <w:r>
-        <w:t xml:space="preserve">, </w:t>
-      </w:r>
-      <w:r>
-        <w:rPr>
-          <w:b/>
-          <w:bCs/>
-        </w:rPr>
-        <w:t>SHUTDOWN</w:t>
-      </w:r>
-      <w:r>
-        <w:t xml:space="preserve">, and </w:t>
-      </w:r>
-      <w:r>
-        <w:rPr>
-          <w:b/>
-          <w:bCs/>
-        </w:rPr>
-        <w:t>QUIT</w:t>
-      </w:r>
-      <w:r>
-        <w:t xml:space="preserve"> commands.</w:t>
-      </w:r>
-    </w:p>
-    <w:p>
-      <w:pPr>
-        <w:numPr>
-          <w:ilvl w:val="0"/>
-          <w:numId w:val="2"/>
-        </w:numPr>
-      </w:pPr>
-      <w:r>
-        <w:t xml:space="preserve">Wrote the </w:t>
-      </w:r>
-      <w:r>
-        <w:rPr>
-          <w:b/>
-          <w:bCs/>
-        </w:rPr>
-        <w:t>README</w:t>
-      </w:r>
-      <w:r>
-        <w:t xml:space="preserve"> file.</w:t>
-      </w:r>
-    </w:p>
-    <w:p>
-      <w:pPr>
-        <w:numPr>
-          <w:ilvl w:val="0"/>
-          <w:numId w:val="2"/>
-        </w:numPr>
-      </w:pPr>
-      <w:r>
-        <w:t xml:space="preserve">Integrated these commands into both the </w:t>
-      </w:r>
-      <w:r>
-        <w:rPr>
-          <w:b/>
-          <w:bCs/>
-        </w:rPr>
-        <w:t>client</w:t>
-      </w:r>
-      <w:r>
-        <w:t xml:space="preserve"> and </w:t>
-      </w:r>
-      <w:r>
-        <w:rPr>
-          <w:b/>
-          <w:bCs/>
-        </w:rPr>
-        <w:t>server</w:t>
-      </w:r>
-      <w:r>
-        <w:t>.</w:t>
-      </w:r>
-    </w:p>
-    <w:p>
-      <w:pPr>
-        <w:rPr>
-          <w:b/>
-          <w:bCs/>
-        </w:rPr>
-      </w:pPr>
-      <w:r>
-        <w:rPr>
-          <w:b/>
-          <w:bCs/>
-        </w:rPr>
-        <w:t>Landon Johnson</w:t>
-      </w:r>
-    </w:p>
-    <w:p>
-      <w:pPr>
-        <w:numPr>
-          <w:ilvl w:val="0"/>
-          <w:numId w:val="3"/>
-        </w:numPr>
-      </w:pPr>
-      <w:r>
-        <w:t xml:space="preserve">Developed initial </w:t>
-      </w:r>
-      <w:r>
-        <w:rPr>
-          <w:b/>
-          <w:bCs/>
-        </w:rPr>
-        <w:t>client.cpp</w:t>
-      </w:r>
-      <w:r>
-        <w:t xml:space="preserve"> and </w:t>
-      </w:r>
-      <w:r>
-        <w:rPr>
-          <w:b/>
-          <w:bCs/>
-        </w:rPr>
-        <w:t>server.cpp</w:t>
-      </w:r>
-      <w:r>
-        <w:t xml:space="preserve"> files.</w:t>
-      </w:r>
-    </w:p>
-    <w:p>
-      <w:pPr>
-        <w:numPr>
-          <w:ilvl w:val="0"/>
-          <w:numId w:val="3"/>
-        </w:numPr>
-      </w:pPr>
-      <w:r>
-        <w:t xml:space="preserve">Implemented </w:t>
-      </w:r>
-      <w:r>
-        <w:rPr>
-          <w:b/>
-          <w:bCs/>
-        </w:rPr>
-        <w:t>LIST</w:t>
-      </w:r>
-      <w:r>
-        <w:t xml:space="preserve"> and </w:t>
-      </w:r>
-      <w:r>
-        <w:rPr>
-          <w:b/>
-          <w:bCs/>
-        </w:rPr>
-        <w:t>BALANCE</w:t>
-      </w:r>
-      <w:r>
-        <w:t xml:space="preserve"> commands.</w:t>
-      </w:r>
-    </w:p>
-    <w:p>
-      <w:pPr>
-        <w:numPr>
-          <w:ilvl w:val="0"/>
-          <w:numId w:val="3"/>
-        </w:numPr>
-      </w:pPr>
-      <w:r>
-        <w:t xml:space="preserve">Integrated these commands into the </w:t>
-      </w:r>
-      <w:r>
-        <w:rPr>
-          <w:b/>
-          <w:bCs/>
-        </w:rPr>
-        <w:t>client</w:t>
-      </w:r>
-      <w:r>
-        <w:t xml:space="preserve"> and </w:t>
-      </w:r>
-      <w:r>
-        <w:rPr>
-          <w:b/>
-          <w:bCs/>
-        </w:rPr>
-        <w:t>server</w:t>
-      </w:r>
-      <w:r>
-        <w:t>.</w:t>
-      </w:r>
-    </w:p>
-    <w:p>
-      <w:r>
-        <w:pict w14:anchorId="693C70AC">
-          <v:rect id="_x0000_i1032" style="width:0;height:1.5pt" o:hralign="center" o:hrstd="t" o:hr="t" fillcolor="#a0a0a0" stroked="f"/>
-        </w:pict>
-      </w:r>
-    </w:p>
-    <w:p>
-      <w:pPr>
-        <w:rPr>
-          <w:b/>
-          <w:bCs/>
-        </w:rPr>
-      </w:pPr>
-      <w:r>
-        <w:rPr>
-          <w:b/>
-          <w:bCs/>
-        </w:rPr>
-        <w:t>Bugs</w:t>
-      </w:r>
-    </w:p>
-    <w:p>
-      <w:pPr>
-        <w:numPr>
-          <w:ilvl w:val="0"/>
-          <w:numId w:val="4"/>
-        </w:numPr>
-      </w:pPr>
-      <w:r>
-        <w:t>Header file behaves as if it is not included but still functions when explicitly included.</w:t>
-      </w:r>
-    </w:p>
-    <w:p>
-      <w:pPr>
-        <w:rPr>
-          <w:b/>
-          <w:bCs/>
-        </w:rPr>
-      </w:pPr>
-      <w:r>
-        <w:rPr>
-          <w:b/>
-          <w:bCs/>
-        </w:rPr>
-        <w:t>Demo</w:t>
-      </w:r>
-    </w:p>
-    <w:p>
-      <w:pPr>
-        <w:pStyle w:val="ListParagraph"/>
-        <w:numPr>
-          <w:ilvl w:val="0"/>
-          <w:numId w:val="5"/>
-        </w:numPr>
-      </w:pPr>
-      <w:r>
-        <w:t>https://youtu.be/x7-BhXH6xHs</w:t>
-      </w:r>
+        <w:t># **Project 2**</w:t>
+      </w:r>
+    </w:p>
+    <w:p>
+      <w:pPr>
+        <w:rPr>
+          <w:b/>
+          <w:bCs/>
+        </w:rPr>
+      </w:pPr>
+      <w:r>
+        <w:rPr>
+          <w:b/>
+          <w:bCs/>
+        </w:rPr>
+        <w:t>- Implemented **WHO**, **DEPOSIT**, and **LOOKUP** commands.</w:t>
+      </w:r>
+    </w:p>
+    <w:p>
+      <w:pPr>
+        <w:rPr>
+          <w:b/>
+          <w:bCs/>
+        </w:rPr>
+      </w:pPr>
+      <w:r>
+        <w:rPr>
+          <w:b/>
+          <w:bCs/>
+        </w:rPr>
+        <w:t>- Updated **</w:t>
+      </w:r>
+      <w:proofErr w:type="spellStart"/>
+      <w:r>
+        <w:rPr>
+          <w:b/>
+          <w:bCs/>
+        </w:rPr>
+        <w:t>buyStock</w:t>
+      </w:r>
+      <w:proofErr w:type="spellEnd"/>
+      <w:r>
+        <w:rPr>
+          <w:b/>
+          <w:bCs/>
+        </w:rPr>
+        <w:t xml:space="preserve"> function*</w:t>
+      </w:r>
+      <w:proofErr w:type="gramStart"/>
+      <w:r>
+        <w:rPr>
+          <w:b/>
+          <w:bCs/>
+        </w:rPr>
+        <w:t>* .</w:t>
+      </w:r>
+      <w:proofErr w:type="gramEnd"/>
+    </w:p>
+    <w:p>
+      <w:pPr>
+        <w:rPr>
+          <w:b/>
+          <w:bCs/>
+        </w:rPr>
+      </w:pPr>
+      <w:r>
+        <w:rPr>
+          <w:b/>
+          <w:bCs/>
+        </w:rPr>
+        <w:t xml:space="preserve">- Integrated these commands into both </w:t>
+      </w:r>
+      <w:proofErr w:type="gramStart"/>
+      <w:r>
+        <w:rPr>
+          <w:b/>
+          <w:bCs/>
+        </w:rPr>
+        <w:t>the  *</w:t>
+      </w:r>
+      <w:proofErr w:type="gramEnd"/>
+      <w:r>
+        <w:rPr>
+          <w:b/>
+          <w:bCs/>
+        </w:rPr>
+        <w:t>*client** and **server**.</w:t>
+      </w:r>
+    </w:p>
+    <w:p>
+      <w:pPr>
+        <w:rPr>
+          <w:b/>
+          <w:bCs/>
+        </w:rPr>
+      </w:pPr>
+      <w:r>
+        <w:rPr>
+          <w:b/>
+          <w:bCs/>
+        </w:rPr>
+        <w:t>---</w:t>
+      </w:r>
+    </w:p>
+    <w:p>
+      <w:pPr>
+        <w:rPr>
+          <w:b/>
+          <w:bCs/>
+        </w:rPr>
+      </w:pPr>
+    </w:p>
+    <w:p>
+      <w:pPr>
+        <w:rPr>
+          <w:b/>
+          <w:bCs/>
+        </w:rPr>
+      </w:pPr>
+      <w:r>
+        <w:rPr>
+          <w:b/>
+          <w:bCs/>
+        </w:rPr>
+        <w:t>## **Bugs**</w:t>
+      </w:r>
+    </w:p>
+    <w:p>
+      <w:pPr>
+        <w:rPr>
+          <w:b/>
+          <w:bCs/>
+        </w:rPr>
+      </w:pPr>
+    </w:p>
+    <w:p>
+      <w:pPr>
+        <w:rPr>
+          <w:b/>
+          <w:bCs/>
+        </w:rPr>
+      </w:pPr>
+      <w:r>
+        <w:rPr>
+          <w:b/>
+          <w:bCs/>
+        </w:rPr>
+        <w:t>- Header file behaves as if it is not included but still functions when explicitly included.</w:t>
+      </w:r>
+    </w:p>
+    <w:p>
+      <w:pPr>
+        <w:rPr>
+          <w:b/>
+          <w:bCs/>
+        </w:rPr>
+      </w:pPr>
+      <w:r>
+        <w:rPr>
+          <w:b/>
+          <w:bCs/>
+        </w:rPr>
+        <w:t>- Needed to specify version of C++ to compile server.</w:t>
+      </w:r>
+    </w:p>
+    <w:p>
+      <w:pPr>
+        <w:rPr>
+          <w:b/>
+          <w:bCs/>
+        </w:rPr>
+      </w:pPr>
+      <w:r>
+        <w:rPr>
+          <w:b/>
+          <w:bCs/>
+        </w:rPr>
+        <w:t>- Can buy stocks for other users.</w:t>
+      </w:r>
+    </w:p>
+    <w:p>
+      <w:pPr>
+        <w:rPr>
+          <w:b/>
+          <w:bCs/>
+        </w:rPr>
+      </w:pPr>
+      <w:r>
+        <w:rPr>
+          <w:b/>
+          <w:bCs/>
+        </w:rPr>
+        <w:t>- Shows invalid command when attempting to shutdown not via a root user despite it being valid, it should only show you do not have permissions.</w:t>
+      </w:r>
+    </w:p>
+    <w:p>
+      <w:pPr>
+        <w:rPr>
+          <w:b/>
+          <w:bCs/>
+        </w:rPr>
+      </w:pPr>
+    </w:p>
+    <w:p>
+      <w:pPr>
+        <w:rPr>
+          <w:b/>
+          <w:bCs/>
+        </w:rPr>
+      </w:pPr>
+      <w:r>
+        <w:rPr>
+          <w:b/>
+          <w:bCs/>
+        </w:rPr>
+        <w:t>---</w:t>
+      </w:r>
+    </w:p>
+    <w:p>
+      <w:pPr>
+        <w:rPr>
+          <w:b/>
+          <w:bCs/>
+        </w:rPr>
+      </w:pPr>
+    </w:p>
+    <w:p>
+      <w:pPr>
+        <w:rPr>
+          <w:b/>
+          <w:bCs/>
+        </w:rPr>
+      </w:pPr>
+      <w:r>
+        <w:rPr>
+          <w:b/>
+          <w:bCs/>
+        </w:rPr>
+        <w:t>## **Demo**</w:t>
+      </w:r>
+    </w:p>
+    <w:p>
+      <w:pPr>
+        <w:rPr>
+          <w:b/>
+          <w:bCs/>
+        </w:rPr>
+      </w:pPr>
+    </w:p>
+    <w:p>
+      <w:pPr>
+        <w:rPr>
+          <w:b/>
+          <w:bCs/>
+        </w:rPr>
+      </w:pPr>
+      <w:r>
+        <w:rPr>
+          <w:b/>
+          <w:bCs/>
+        </w:rPr>
+        <w:t>- https://youtu.be/x7-BhXH6xHs</w:t>
+      </w:r>
+    </w:p>
+    <w:p>
+      <w:pPr>
+        <w:rPr>
+          <w:b/>
+          <w:bCs/>
+        </w:rPr>
+      </w:pPr>
+    </w:p>
+    <w:p>
+      <w:pPr>
+        <w:rPr>
+          <w:b/>
+          <w:bCs/>
+        </w:rPr>
+      </w:pPr>
+      <w:r>
+        <w:rPr>
+          <w:b/>
+          <w:bCs/>
+        </w:rPr>
+        <w:t>---</w:t>
+      </w:r>
+    </w:p>
+    <w:p>
+      <w:pPr>
+        <w:rPr>
+          <w:b/>
+          <w:bCs/>
+        </w:rPr>
+      </w:pPr>
     </w:p>
     <w:p/>
     <w:sectPr>
@@ -2139,7 +3313,6 @@
   <w:style w:type="character" w:default="1" w:styleId="DefaultParagraphFont">
     <w:name w:val="Default Paragraph Font"/>
     <w:uiPriority w:val="1"/>
-    <w:semiHidden/>
     <w:unhideWhenUsed/>
   </w:style>
   <w:style w:type="table" w:default="1" w:styleId="TableNormal">
